--- a/大三上/计算机图形学/PPT/练习.docx
+++ b/大三上/计算机图形学/PPT/练习.docx
@@ -35,7 +35,7 @@
       <w:pPr>
         <w:spacing w:line="276" w:lineRule="auto"/>
         <w:rPr>
-          <w:rFonts w:ascii="霞鹜文楷" w:eastAsia="霞鹜文楷" w:hAnsi="霞鹜文楷" w:hint="eastAsia"/>
+          <w:rFonts w:ascii="霞鹜文楷" w:eastAsia="霞鹜文楷" w:hAnsi="霞鹜文楷"/>
           <w:spacing w:val="1"/>
           <w:shd w:val="clear" w:color="auto" w:fill="FFFFFF"/>
         </w:rPr>
@@ -102,6 +102,7 @@
         <w:rPr>
           <w:b/>
           <w:bCs/>
+          <w:noProof/>
         </w:rPr>
         <w:drawing>
           <wp:inline distT="0" distB="0" distL="0" distR="0" wp14:anchorId="06A04E72" wp14:editId="58E3D1F6">
@@ -154,6 +155,7 @@
         <w:rPr>
           <w:b/>
           <w:bCs/>
+          <w:noProof/>
         </w:rPr>
         <w:drawing>
           <wp:inline distT="0" distB="0" distL="0" distR="0" wp14:anchorId="164B33D5" wp14:editId="3F8A5991">
@@ -191,73 +193,6 @@
           </wp:inline>
         </w:drawing>
       </w:r>
-    </w:p>
-    <w:p>
-      <w:pPr>
-        <w:spacing w:line="276" w:lineRule="auto"/>
-        <w:rPr>
-          <w:rFonts w:ascii="霞鹜文楷" w:eastAsia="霞鹜文楷"/>
-          <w:b/>
-          <w:bCs/>
-          <w:color w:val="C00000"/>
-        </w:rPr>
-      </w:pPr>
-      <w:r>
-        <w:rPr>
-          <w:rFonts w:ascii="霞鹜文楷" w:eastAsia="霞鹜文楷" w:hint="eastAsia"/>
-          <w:b/>
-          <w:bCs/>
-          <w:color w:val="C00000"/>
-        </w:rPr>
-        <w:t>标架</w:t>
-      </w:r>
-      <w:r>
-        <w:rPr>
-          <w:rFonts w:ascii="霞鹜文楷" w:eastAsia="霞鹜文楷" w:hint="eastAsia"/>
-          <w:b/>
-          <w:bCs/>
-          <w:color w:val="C00000"/>
-        </w:rPr>
-        <w:t>变换</w:t>
-      </w:r>
-      <w:r>
-        <w:rPr>
-          <w:rFonts w:ascii="霞鹜文楷" w:eastAsia="霞鹜文楷" w:hint="eastAsia"/>
-          <w:b/>
-          <w:bCs/>
-          <w:color w:val="C00000"/>
-        </w:rPr>
-        <w:t>：</w:t>
-      </w:r>
-    </w:p>
-    <w:p>
-      <w:pPr>
-        <w:pStyle w:val="Description"/>
-        <w:ind w:firstLine="480"/>
-        <w:rPr>
-          <w:b/>
-          <w:bCs/>
-        </w:rPr>
-      </w:pPr>
-      <w:r>
-        <w:rPr>
-          <w:rFonts w:hint="eastAsia"/>
-          <w:b/>
-          <w:bCs/>
-        </w:rPr>
-        <w:t>见草稿</w:t>
-      </w:r>
-    </w:p>
-    <w:p>
-      <w:pPr>
-        <w:pStyle w:val="Description"/>
-        <w:ind w:firstLine="480"/>
-        <w:rPr>
-          <w:rFonts w:hint="eastAsia"/>
-          <w:b/>
-          <w:bCs/>
-        </w:rPr>
-      </w:pPr>
     </w:p>
     <w:sectPr>
       <w:pgSz w:w="11906" w:h="16838"/>
